--- a/flow/20230914_vu_template/drafts/2024-06-g/11-ВТ-Вартол. і Варнави.docx
+++ b/flow/20230914_vu_template/drafts/2024-06-g/11-ВТ-Вартол. і Варнави.docx
@@ -4880,6 +4880,7 @@
     <w:p>
       <w:pPr>
         <w:pStyle w:val="3"/>
+        <w:spacing w:after="120"/>
       </w:pPr>
       <w:r>
         <w:rPr>
